--- a/docs/downloads/charles-haddon-spurgeon/تم/doc_0021.docx
+++ b/docs/downloads/charles-haddon-spurgeon/تم/doc_0021.docx
@@ -6,606 +6,396 @@
       <w:pPr>
         <w:rPr>
           <w:rtl/>
-          <w:lang w:bidi="ar-SA"/>
         </w:rPr>
       </w:pPr>
-      <w:r>
-        <w:rPr>
-          <w:noProof/>
-          <w:rtl/>
-          <w:lang w:val="ar-SA" w:bidi="ar-SA"/>
-        </w:rPr>
-        <mc:AlternateContent>
-          <mc:Choice Requires="wps">
-            <w:drawing>
-              <wp:anchor distT="0" distB="0" distL="114300" distR="114300" simplePos="0" relativeHeight="251659264" behindDoc="0" locked="0" layoutInCell="1" allowOverlap="1" wp14:anchorId="7DBF4B27" wp14:editId="46F8FB8E">
-                <wp:simplePos x="0" y="0"/>
-                <wp:positionH relativeFrom="column">
-                  <wp:posOffset>-7569</wp:posOffset>
-                </wp:positionH>
-                <wp:positionV relativeFrom="paragraph">
-                  <wp:posOffset>146177</wp:posOffset>
-                </wp:positionV>
-                <wp:extent cx="6161964" cy="5896051"/>
-                <wp:effectExtent l="0" t="0" r="10795" b="28575"/>
-                <wp:wrapNone/>
-                <wp:docPr id="1" name="Text Box 1"/>
-                <wp:cNvGraphicFramePr/>
-                <a:graphic xmlns:a="http://schemas.openxmlformats.org/drawingml/2006/main">
-                  <a:graphicData uri="http://schemas.microsoft.com/office/word/2010/wordprocessingShape">
-                    <wps:wsp>
-                      <wps:cNvSpPr txBox="1"/>
-                      <wps:spPr>
-                        <a:xfrm>
-                          <a:off x="0" y="0"/>
-                          <a:ext cx="6161964" cy="5896051"/>
-                        </a:xfrm>
-                        <a:prstGeom prst="rect">
-                          <a:avLst/>
-                        </a:prstGeom>
-                        <a:solidFill>
-                          <a:schemeClr val="lt1"/>
-                        </a:solidFill>
-                        <a:ln w="6350">
-                          <a:solidFill>
-                            <a:prstClr val="black"/>
-                          </a:solidFill>
-                        </a:ln>
-                      </wps:spPr>
-                      <wps:txbx>
-                        <w:txbxContent>
-                          <w:p>
-                            <w:pPr>
-                              <w:bidi/>
-                              <w:jc w:val="center"/>
-                              <w:rPr>
-                                <w:sz w:val="36"/>
-                                <w:szCs w:val="36"/>
-                                <w:rtl/>
-                              </w:rPr>
-                            </w:pPr>
-                            <w:r>
-                              <w:rPr>
-                                <w:sz w:val="36"/>
-                                <w:szCs w:val="36"/>
-                                <w:rtl/>
-                              </w:rPr>
-                              <w:fldChar w:fldCharType="begin"/>
-                            </w:r>
-                            <w:r>
-                              <w:rPr>
-                                <w:sz w:val="36"/>
-                                <w:szCs w:val="36"/>
-                                <w:rtl/>
-                              </w:rPr>
-                              <w:instrText xml:space="preserve"> </w:instrText>
-                            </w:r>
-                            <w:r>
-                              <w:rPr>
-                                <w:sz w:val="36"/>
-                                <w:szCs w:val="36"/>
-                              </w:rPr>
-                              <w:instrText>HYPERLINK</w:instrText>
-                            </w:r>
-                            <w:r>
-                              <w:rPr>
-                                <w:sz w:val="36"/>
-                                <w:szCs w:val="36"/>
-                                <w:rtl/>
-                              </w:rPr>
-                              <w:instrText xml:space="preserve"> "</w:instrText>
-                            </w:r>
-                            <w:r>
-                              <w:rPr>
-                                <w:sz w:val="36"/>
-                                <w:szCs w:val="36"/>
-                              </w:rPr>
-                              <w:instrText>https://www.bibelstudium.de/articles/613/licht-am-abend.html</w:instrText>
-                            </w:r>
-                            <w:r>
-                              <w:rPr>
-                                <w:sz w:val="36"/>
-                                <w:szCs w:val="36"/>
-                                <w:rtl/>
-                              </w:rPr>
-                              <w:instrText xml:space="preserve">" </w:instrText>
-                            </w:r>
-                            <w:r>
-                              <w:rPr>
-                                <w:sz w:val="36"/>
-                                <w:szCs w:val="36"/>
-                                <w:rtl/>
-                              </w:rPr>
-                            </w:r>
-                            <w:r>
-                              <w:rPr>
-                                <w:sz w:val="36"/>
-                                <w:szCs w:val="36"/>
-                                <w:rtl/>
-                              </w:rPr>
-                              <w:fldChar w:fldCharType="separate"/>
-                            </w:r>
-                            <w:r>
-                              <w:rPr>
-                                <w:rStyle w:val="Hyperlink"/>
-                                <w:sz w:val="36"/>
-                                <w:szCs w:val="36"/>
-                                <w:rtl/>
-                              </w:rPr>
-                              <w:t>فِي وَقْتِ الْمَسَاءِ يَكُونُ نُورٌ</w:t>
-                            </w:r>
-                            <w:r>
-                              <w:rPr>
-                                <w:sz w:val="36"/>
-                                <w:szCs w:val="36"/>
-                                <w:rtl/>
-                              </w:rPr>
-                              <w:fldChar w:fldCharType="end"/>
-                            </w:r>
-                          </w:p>
-                          <w:p>
-                            <w:pPr>
-                              <w:bidi/>
-                              <w:rPr>
-                                <w:rFonts w:hint="cs"/>
-                                <w:b/>
-                                <w:bCs/>
-                                <w:rtl/>
-                                <w:lang w:bidi="ar-SA"/>
-                              </w:rPr>
-                            </w:pPr>
-                            <w:r>
-                              <w:rPr>
-                                <w:b/>
-                                <w:bCs/>
-                              </w:rPr>
-                              <w:t>"</w:t>
-                            </w:r>
-                            <w:r>
-                              <w:rPr>
-                                <w:b/>
-                                <w:bCs/>
-                                <w:rtl/>
-                              </w:rPr>
-                              <w:t>يَحْدُثُ أَنَّهُ فِي وَقْتِ الْمَسَاءِ يَكُونُ نُورٌ</w:t>
-                            </w:r>
-                            <w:r>
-                              <w:rPr>
-                                <w:b/>
-                                <w:bCs/>
-                              </w:rPr>
-                              <w:t>."</w:t>
-                            </w:r>
-                            <w:r>
-                              <w:rPr>
-                                <w:rFonts w:hint="cs"/>
-                                <w:b/>
-                                <w:bCs/>
-                                <w:rtl/>
-                                <w:lang w:bidi="ar-SA"/>
-                              </w:rPr>
-                              <w:t xml:space="preserve"> </w:t>
-                            </w:r>
-                            <w:r>
-                              <w:rPr>
-                                <w:b/>
-                                <w:bCs/>
-                                <w:rtl/>
-                                <w:lang w:bidi="ar-SA"/>
-                              </w:rPr>
-                              <w:t>زكريا 14: 7</w:t>
-                            </w:r>
-                          </w:p>
-                          <w:p>
-                            <w:r>
-                              <w:t>Charles Haddon Spurgeon</w:t>
-                            </w:r>
-                          </w:p>
-                          <w:p>
-                            <w:pPr>
-                              <w:bidi/>
-                              <w:rPr>
-                                <w:sz w:val="36"/>
-                                <w:szCs w:val="36"/>
-                                <w:rtl/>
-                              </w:rPr>
-                            </w:pPr>
-                            <w:r>
-                              <w:rPr>
-                                <w:sz w:val="36"/>
-                                <w:szCs w:val="36"/>
-                                <w:rtl/>
-                              </w:rPr>
-                              <w:t>إنها مفاجأة بأنه هكذا سيكون لأنه في المساء يكون ليل (عتمة). الله معتاد بأن يعمل بطريقة تفوق كل مخاوفنا وآمالنا بكثير، حتى أننا نندهش ونمجّد نعمته الغير محدودة</w:t>
-                            </w:r>
-                            <w:r>
-                              <w:rPr>
-                                <w:sz w:val="36"/>
-                                <w:szCs w:val="36"/>
-                              </w:rPr>
-                              <w:t>.</w:t>
-                            </w:r>
-                          </w:p>
-                          <w:p>
-                            <w:pPr>
-                              <w:bidi/>
-                              <w:rPr>
-                                <w:sz w:val="36"/>
-                                <w:szCs w:val="36"/>
-                                <w:rtl/>
-                              </w:rPr>
-                            </w:pPr>
-                            <w:r>
-                              <w:rPr>
-                                <w:sz w:val="36"/>
-                                <w:szCs w:val="36"/>
-                                <w:rtl/>
-                              </w:rPr>
-                              <w:t xml:space="preserve">كلا، فسوف يكون كما يتنبأ قلبنا: الليل لن يُظلم في نصف الليل، وإنما </w:t>
-                            </w:r>
-                            <w:proofErr w:type="spellStart"/>
-                            <w:r>
-                              <w:rPr>
-                                <w:sz w:val="36"/>
-                                <w:szCs w:val="36"/>
-                                <w:rtl/>
-                              </w:rPr>
-                              <w:t>سيضيء</w:t>
-                            </w:r>
-                            <w:proofErr w:type="spellEnd"/>
-                            <w:r>
-                              <w:rPr>
-                                <w:sz w:val="36"/>
-                                <w:szCs w:val="36"/>
-                                <w:rtl/>
-                              </w:rPr>
-                              <w:t xml:space="preserve"> فجأة ليكون نهار. دعونا لا نشك أبدًا! ففي أصعب الأوقات دعونا نعتمد على الرب الذي يحوّل ظلام ظلال الموت إلى فجر. عندما يتضاعف عدد الِّلبن عندها يظهر موسى وعندما يسود الضيق فإنه يكون قد قارب على نهايته</w:t>
-                            </w:r>
-                            <w:r>
-                              <w:rPr>
-                                <w:sz w:val="36"/>
-                                <w:szCs w:val="36"/>
-                              </w:rPr>
-                              <w:t>.</w:t>
-                            </w:r>
-                          </w:p>
-                          <w:p>
-                            <w:pPr>
-                              <w:bidi/>
-                              <w:rPr>
-                                <w:sz w:val="36"/>
-                                <w:szCs w:val="36"/>
-                                <w:rtl/>
-                              </w:rPr>
-                            </w:pPr>
-                            <w:r>
-                              <w:rPr>
-                                <w:sz w:val="36"/>
-                                <w:szCs w:val="36"/>
-                                <w:rtl/>
-                              </w:rPr>
-                              <w:t>إن هذا الوعد يقوّي صبرنا. فالنور لا يمكن أن يأتي بكامله قبل أن تختفي كل آمالنا تمامًا. بالنسبة للشرير (البعيد عن الله) الشمس تغيب، بينما يكون لا يزال نهار؛ فبالنسبة للبار الشمس تشرق عندما يتقارب الليل. ألا يمكننا أن ننتظر النور السماوي بصبر الذي طال انتظاره ولكنه يقينًا سيظهر وسيبرهن بأن الانتظار الطويل كان يستحق العناء؟</w:t>
-                            </w:r>
-                          </w:p>
-                          <w:p>
-                            <w:pPr>
-                              <w:bidi/>
-                              <w:rPr>
-                                <w:sz w:val="36"/>
-                                <w:szCs w:val="36"/>
-                              </w:rPr>
-                            </w:pPr>
-                            <w:r>
-                              <w:rPr>
-                                <w:sz w:val="36"/>
-                                <w:szCs w:val="36"/>
-                                <w:rtl/>
-                              </w:rPr>
-                              <w:t>هيا يا نفسي تقبّلي كلمة الله وسبّحي من سيباركك في حياة وموت، وهذا في صورة ستفوق أجسر توقعاتنا</w:t>
-                            </w:r>
-                            <w:r>
-                              <w:rPr>
-                                <w:sz w:val="36"/>
-                                <w:szCs w:val="36"/>
-                              </w:rPr>
-                              <w:t>.</w:t>
-                            </w:r>
-                          </w:p>
-                        </w:txbxContent>
-                      </wps:txbx>
-                      <wps:bodyPr rot="0" spcFirstLastPara="0" vertOverflow="overflow" horzOverflow="overflow" vert="horz" wrap="square" lIns="91440" tIns="45720" rIns="91440" bIns="45720" numCol="1" spcCol="0" rtlCol="0" fromWordArt="0" anchor="t" anchorCtr="0" forceAA="0" compatLnSpc="1">
-                        <a:prstTxWarp prst="textNoShape">
-                          <a:avLst/>
-                        </a:prstTxWarp>
-                        <a:noAutofit/>
-                      </wps:bodyPr>
-                    </wps:wsp>
-                  </a:graphicData>
-                </a:graphic>
-                <wp14:sizeRelV relativeFrom="margin">
-                  <wp14:pctHeight>0</wp14:pctHeight>
-                </wp14:sizeRelV>
-              </wp:anchor>
-            </w:drawing>
-          </mc:Choice>
-          <mc:Fallback>
-            <w:pict>
-              <v:shapetype w14:anchorId="7DBF4B27" id="_x0000_t202" coordsize="21600,21600" o:spt="202" path="m,l,21600r21600,l21600,xe">
-                <v:stroke joinstyle="miter"/>
-                <v:path gradientshapeok="t" o:connecttype="rect"/>
-              </v:shapetype>
-              <v:shape id="Text Box 1" o:spid="_x0000_s1026" type="#_x0000_t202" style="position:absolute;margin-left:-.6pt;margin-top:11.5pt;width:485.2pt;height:464.25pt;z-index:251659264;visibility:visible;mso-wrap-style:square;mso-height-percent:0;mso-wrap-distance-left:9pt;mso-wrap-distance-top:0;mso-wrap-distance-right:9pt;mso-wrap-distance-bottom:0;mso-position-horizontal:absolute;mso-position-horizontal-relative:text;mso-position-vertical:absolute;mso-position-vertical-relative:text;mso-height-percent:0;mso-height-relative:margin;v-text-anchor:top" o:gfxdata="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" fillcolor="white [3201]" strokeweight=".5pt">
-                <v:textbox>
-                  <w:txbxContent>
-                    <w:p>
-                      <w:pPr>
-                        <w:bidi/>
-                        <w:jc w:val="center"/>
-                        <w:rPr>
-                          <w:sz w:val="36"/>
-                          <w:szCs w:val="36"/>
-                          <w:rtl/>
-                        </w:rPr>
-                      </w:pPr>
-                      <w:r>
-                        <w:rPr>
-                          <w:sz w:val="36"/>
-                          <w:szCs w:val="36"/>
-                          <w:rtl/>
-                        </w:rPr>
-                        <w:fldChar w:fldCharType="begin"/>
-                      </w:r>
-                      <w:r>
-                        <w:rPr>
-                          <w:sz w:val="36"/>
-                          <w:szCs w:val="36"/>
-                          <w:rtl/>
-                        </w:rPr>
-                        <w:instrText xml:space="preserve"> </w:instrText>
-                      </w:r>
-                      <w:r>
-                        <w:rPr>
-                          <w:sz w:val="36"/>
-                          <w:szCs w:val="36"/>
-                        </w:rPr>
-                        <w:instrText>HYPERLINK</w:instrText>
-                      </w:r>
-                      <w:r>
-                        <w:rPr>
-                          <w:sz w:val="36"/>
-                          <w:szCs w:val="36"/>
-                          <w:rtl/>
-                        </w:rPr>
-                        <w:instrText xml:space="preserve"> "</w:instrText>
-                      </w:r>
-                      <w:r>
-                        <w:rPr>
-                          <w:sz w:val="36"/>
-                          <w:szCs w:val="36"/>
-                        </w:rPr>
-                        <w:instrText>https://www.bibelstudium.de/articles/613/licht-am-abend.html</w:instrText>
-                      </w:r>
-                      <w:r>
-                        <w:rPr>
-                          <w:sz w:val="36"/>
-                          <w:szCs w:val="36"/>
-                          <w:rtl/>
-                        </w:rPr>
-                        <w:instrText xml:space="preserve">" </w:instrText>
-                      </w:r>
-                      <w:r>
-                        <w:rPr>
-                          <w:sz w:val="36"/>
-                          <w:szCs w:val="36"/>
-                          <w:rtl/>
-                        </w:rPr>
-                      </w:r>
-                      <w:r>
-                        <w:rPr>
-                          <w:sz w:val="36"/>
-                          <w:szCs w:val="36"/>
-                          <w:rtl/>
-                        </w:rPr>
-                        <w:fldChar w:fldCharType="separate"/>
-                      </w:r>
-                      <w:r>
-                        <w:rPr>
-                          <w:rStyle w:val="Hyperlink"/>
-                          <w:sz w:val="36"/>
-                          <w:szCs w:val="36"/>
-                          <w:rtl/>
-                        </w:rPr>
-                        <w:t>فِي وَقْتِ الْمَسَاءِ يَكُونُ نُورٌ</w:t>
-                      </w:r>
-                      <w:r>
-                        <w:rPr>
-                          <w:sz w:val="36"/>
-                          <w:szCs w:val="36"/>
-                          <w:rtl/>
-                        </w:rPr>
-                        <w:fldChar w:fldCharType="end"/>
-                      </w:r>
-                    </w:p>
-                    <w:p>
-                      <w:pPr>
-                        <w:bidi/>
-                        <w:rPr>
-                          <w:rFonts w:hint="cs"/>
-                          <w:b/>
-                          <w:bCs/>
-                          <w:rtl/>
-                          <w:lang w:bidi="ar-SA"/>
-                        </w:rPr>
-                      </w:pPr>
-                      <w:r>
-                        <w:rPr>
-                          <w:b/>
-                          <w:bCs/>
-                        </w:rPr>
-                        <w:t>"</w:t>
-                      </w:r>
-                      <w:r>
-                        <w:rPr>
-                          <w:b/>
-                          <w:bCs/>
-                          <w:rtl/>
-                        </w:rPr>
-                        <w:t>يَحْدُثُ أَنَّهُ فِي وَقْتِ الْمَسَاءِ يَكُونُ نُورٌ</w:t>
-                      </w:r>
-                      <w:r>
-                        <w:rPr>
-                          <w:b/>
-                          <w:bCs/>
-                        </w:rPr>
-                        <w:t>."</w:t>
-                      </w:r>
-                      <w:r>
-                        <w:rPr>
-                          <w:rFonts w:hint="cs"/>
-                          <w:b/>
-                          <w:bCs/>
-                          <w:rtl/>
-                          <w:lang w:bidi="ar-SA"/>
-                        </w:rPr>
-                        <w:t xml:space="preserve"> </w:t>
-                      </w:r>
-                      <w:r>
-                        <w:rPr>
-                          <w:b/>
-                          <w:bCs/>
-                          <w:rtl/>
-                          <w:lang w:bidi="ar-SA"/>
-                        </w:rPr>
-                        <w:t>زكريا 14: 7</w:t>
-                      </w:r>
-                    </w:p>
-                    <w:p>
-                      <w:r>
-                        <w:t>Charles Haddon Spurgeon</w:t>
-                      </w:r>
-                    </w:p>
-                    <w:p>
-                      <w:pPr>
-                        <w:bidi/>
-                        <w:rPr>
-                          <w:sz w:val="36"/>
-                          <w:szCs w:val="36"/>
-                          <w:rtl/>
-                        </w:rPr>
-                      </w:pPr>
-                      <w:r>
-                        <w:rPr>
-                          <w:sz w:val="36"/>
-                          <w:szCs w:val="36"/>
-                          <w:rtl/>
-                        </w:rPr>
-                        <w:t>إنها مفاجأة بأنه هكذا سيكون لأنه في المساء يكون ليل (عتمة). الله معتاد بأن يعمل بطريقة تفوق كل مخاوفنا وآمالنا بكثير، حتى أننا نندهش ونمجّد نعمته الغير محدودة</w:t>
-                      </w:r>
-                      <w:r>
-                        <w:rPr>
-                          <w:sz w:val="36"/>
-                          <w:szCs w:val="36"/>
-                        </w:rPr>
-                        <w:t>.</w:t>
-                      </w:r>
-                    </w:p>
-                    <w:p>
-                      <w:pPr>
-                        <w:bidi/>
-                        <w:rPr>
-                          <w:sz w:val="36"/>
-                          <w:szCs w:val="36"/>
-                          <w:rtl/>
-                        </w:rPr>
-                      </w:pPr>
-                      <w:r>
-                        <w:rPr>
-                          <w:sz w:val="36"/>
-                          <w:szCs w:val="36"/>
-                          <w:rtl/>
-                        </w:rPr>
-                        <w:t xml:space="preserve">كلا، فسوف يكون كما يتنبأ قلبنا: الليل لن يُظلم في نصف الليل، وإنما </w:t>
-                      </w:r>
-                      <w:proofErr w:type="spellStart"/>
-                      <w:r>
-                        <w:rPr>
-                          <w:sz w:val="36"/>
-                          <w:szCs w:val="36"/>
-                          <w:rtl/>
-                        </w:rPr>
-                        <w:t>سيضيء</w:t>
-                      </w:r>
-                      <w:proofErr w:type="spellEnd"/>
-                      <w:r>
-                        <w:rPr>
-                          <w:sz w:val="36"/>
-                          <w:szCs w:val="36"/>
-                          <w:rtl/>
-                        </w:rPr>
-                        <w:t xml:space="preserve"> فجأة ليكون نهار. دعونا لا نشك أبدًا! ففي أصعب الأوقات دعونا نعتمد على الرب الذي يحوّل ظلام ظلال الموت إلى فجر. عندما يتضاعف عدد الِّلبن عندها يظهر موسى وعندما يسود الضيق فإنه يكون قد قارب على نهايته</w:t>
-                      </w:r>
-                      <w:r>
-                        <w:rPr>
-                          <w:sz w:val="36"/>
-                          <w:szCs w:val="36"/>
-                        </w:rPr>
-                        <w:t>.</w:t>
-                      </w:r>
-                    </w:p>
-                    <w:p>
-                      <w:pPr>
-                        <w:bidi/>
-                        <w:rPr>
-                          <w:sz w:val="36"/>
-                          <w:szCs w:val="36"/>
-                          <w:rtl/>
-                        </w:rPr>
-                      </w:pPr>
-                      <w:r>
-                        <w:rPr>
-                          <w:sz w:val="36"/>
-                          <w:szCs w:val="36"/>
-                          <w:rtl/>
-                        </w:rPr>
-                        <w:t>إن هذا الوعد يقوّي صبرنا. فالنور لا يمكن أن يأتي بكامله قبل أن تختفي كل آمالنا تمامًا. بالنسبة للشرير (البعيد عن الله) الشمس تغيب، بينما يكون لا يزال نهار؛ فبالنسبة للبار الشمس تشرق عندما يتقارب الليل. ألا يمكننا أن ننتظر النور السماوي بصبر الذي طال انتظاره ولكنه يقينًا سيظهر وسيبرهن بأن الانتظار الطويل كان يستحق العناء؟</w:t>
-                      </w:r>
-                    </w:p>
-                    <w:p>
-                      <w:pPr>
-                        <w:bidi/>
-                        <w:rPr>
-                          <w:sz w:val="36"/>
-                          <w:szCs w:val="36"/>
-                        </w:rPr>
-                      </w:pPr>
-                      <w:r>
-                        <w:rPr>
-                          <w:sz w:val="36"/>
-                          <w:szCs w:val="36"/>
-                          <w:rtl/>
-                        </w:rPr>
-                        <w:t>هيا يا نفسي تقبّلي كلمة الله وسبّحي من سيباركك في حياة وموت، وهذا في صورة ستفوق أجسر توقعاتنا</w:t>
-                      </w:r>
-                      <w:r>
-                        <w:rPr>
-                          <w:sz w:val="36"/>
-                          <w:szCs w:val="36"/>
-                        </w:rPr>
-                        <w:t>.</w:t>
-                      </w:r>
-                    </w:p>
-                  </w:txbxContent>
-                </v:textbox>
-              </v:shape>
-            </w:pict>
-          </mc:Fallback>
-        </mc:AlternateContent>
-      </w:r>
+      <w:hyperlink r:id="rId4" w:anchor=":~:text=und%20durch%20Ruhe%20w%C3%BCrdet%20ihr%20gerettet%20werden%3B,30%2C15%29.%20Es%20ist%20immer%20Schw%C3%A4che%2C%20sich%20zu" w:history="1">
+        <w:r>
+          <w:rPr>
+            <w:rStyle w:val="Hyperlink"/>
+            <w:rtl/>
+          </w:rPr>
+          <w:t>بِالْهُدُوءِ وَالطُّمَأْنِينَةِ</w:t>
+        </w:r>
+      </w:hyperlink>
+    </w:p>
+    <w:p>
+      <w:pPr>
+        <w:rPr>
+          <w:rtl/>
+        </w:rPr>
+      </w:pPr>
+      <w:r>
+        <w:t>Charles Haddon Spurgeon</w:t>
+      </w:r>
+    </w:p>
+    <w:p>
+      <w:pPr>
+        <w:rPr>
+          <w:rtl/>
+        </w:rPr>
+      </w:pPr>
+      <w:r>
+        <w:rPr>
+          <w:rFonts w:hint="cs"/>
+          <w:rtl/>
+        </w:rPr>
+        <w:t>"</w:t>
+      </w:r>
+      <w:r>
+        <w:rPr>
+          <w:rFonts w:ascii="Times New Roman" w:hAnsi="Times New Roman" w:cs="Times New Roman"/>
+        </w:rPr>
+        <w:t>​</w:t>
+      </w:r>
+      <w:r>
+        <w:rPr>
+          <w:rtl/>
+        </w:rPr>
+        <w:t xml:space="preserve"> </w:t>
+      </w:r>
+      <w:r>
+        <w:rPr>
+          <w:rFonts w:ascii="Times New Roman" w:hAnsi="Times New Roman" w:cs="Times New Roman" w:hint="cs"/>
+          <w:rtl/>
+        </w:rPr>
+        <w:t>​</w:t>
+      </w:r>
+      <w:r>
+        <w:rPr>
+          <w:rFonts w:hint="cs"/>
+          <w:rtl/>
+        </w:rPr>
+        <w:t>لأَنَّهُ</w:t>
+      </w:r>
+      <w:r>
+        <w:rPr>
+          <w:rtl/>
+        </w:rPr>
+        <w:t xml:space="preserve"> </w:t>
+      </w:r>
+      <w:r>
+        <w:rPr>
+          <w:rFonts w:hint="cs"/>
+          <w:rtl/>
+        </w:rPr>
+        <w:t>هكَذَا</w:t>
+      </w:r>
+      <w:r>
+        <w:rPr>
+          <w:rtl/>
+        </w:rPr>
+        <w:t xml:space="preserve"> </w:t>
+      </w:r>
+      <w:r>
+        <w:rPr>
+          <w:rFonts w:hint="cs"/>
+          <w:rtl/>
+        </w:rPr>
+        <w:t>قَالَ</w:t>
+      </w:r>
+      <w:r>
+        <w:rPr>
+          <w:rtl/>
+        </w:rPr>
+        <w:t xml:space="preserve"> </w:t>
+      </w:r>
+      <w:r>
+        <w:rPr>
+          <w:rFonts w:hint="cs"/>
+          <w:rtl/>
+        </w:rPr>
+        <w:t>السَّيِّدُ</w:t>
+      </w:r>
+      <w:r>
+        <w:rPr>
+          <w:rtl/>
+        </w:rPr>
+        <w:t xml:space="preserve"> </w:t>
+      </w:r>
+      <w:r>
+        <w:rPr>
+          <w:rFonts w:hint="cs"/>
+          <w:rtl/>
+        </w:rPr>
+        <w:t>الرَّبُّ</w:t>
+      </w:r>
+      <w:r>
+        <w:rPr>
+          <w:rtl/>
+        </w:rPr>
+        <w:t xml:space="preserve"> </w:t>
+      </w:r>
+      <w:r>
+        <w:rPr>
+          <w:rFonts w:hint="cs"/>
+          <w:rtl/>
+        </w:rPr>
+        <w:t>قُدُّوسُ</w:t>
+      </w:r>
+      <w:r>
+        <w:rPr>
+          <w:rtl/>
+        </w:rPr>
+        <w:t xml:space="preserve"> </w:t>
+      </w:r>
+      <w:r>
+        <w:rPr>
+          <w:rFonts w:hint="cs"/>
+          <w:rtl/>
+        </w:rPr>
+        <w:t>إِسْرَائِيلَ</w:t>
+      </w:r>
+      <w:r>
+        <w:rPr>
+          <w:rtl/>
+        </w:rPr>
+        <w:t xml:space="preserve">: </w:t>
+      </w:r>
+      <w:r>
+        <w:rPr>
+          <w:rFonts w:hint="cs"/>
+          <w:rtl/>
+        </w:rPr>
+        <w:t>«بِالرُّجُوعِ</w:t>
+      </w:r>
+      <w:r>
+        <w:rPr>
+          <w:rtl/>
+        </w:rPr>
+        <w:t xml:space="preserve"> </w:t>
+      </w:r>
+      <w:r>
+        <w:rPr>
+          <w:rFonts w:hint="cs"/>
+          <w:rtl/>
+        </w:rPr>
+        <w:t>وَالسُّكُونِ</w:t>
+      </w:r>
+      <w:r>
+        <w:rPr>
+          <w:rtl/>
+        </w:rPr>
+        <w:t xml:space="preserve"> </w:t>
+      </w:r>
+      <w:r>
+        <w:rPr>
+          <w:rFonts w:hint="cs"/>
+          <w:rtl/>
+        </w:rPr>
+        <w:t>تَخْلُصُونَ</w:t>
+      </w:r>
+      <w:r>
+        <w:rPr>
+          <w:rtl/>
+        </w:rPr>
+        <w:t xml:space="preserve">. </w:t>
+      </w:r>
+      <w:r>
+        <w:rPr>
+          <w:rFonts w:hint="cs"/>
+          <w:rtl/>
+        </w:rPr>
+        <w:t>بِالْهُدُوءِ</w:t>
+      </w:r>
+      <w:r>
+        <w:rPr>
+          <w:rtl/>
+        </w:rPr>
+        <w:t xml:space="preserve"> </w:t>
+      </w:r>
+      <w:r>
+        <w:rPr>
+          <w:rFonts w:hint="cs"/>
+          <w:rtl/>
+        </w:rPr>
+        <w:t>وَالطُّمَأْنِينَةِ</w:t>
+      </w:r>
+      <w:r>
+        <w:rPr>
+          <w:rtl/>
+        </w:rPr>
+        <w:t xml:space="preserve"> </w:t>
+      </w:r>
+      <w:r>
+        <w:rPr>
+          <w:rFonts w:hint="cs"/>
+          <w:rtl/>
+        </w:rPr>
+        <w:t>تَكُونُ</w:t>
+      </w:r>
+      <w:r>
+        <w:rPr>
+          <w:rtl/>
+        </w:rPr>
+        <w:t xml:space="preserve"> </w:t>
+      </w:r>
+      <w:r>
+        <w:rPr>
+          <w:rFonts w:hint="cs"/>
+          <w:rtl/>
+        </w:rPr>
+        <w:t>قُوَّتُكُمْ</w:t>
+      </w:r>
+      <w:r>
+        <w:rPr>
+          <w:rtl/>
+        </w:rPr>
+        <w:t>»</w:t>
+      </w:r>
+      <w:r>
+        <w:rPr>
+          <w:rFonts w:hint="cs"/>
+          <w:rtl/>
+        </w:rPr>
+        <w:t>" (أشعياء 30: 15).</w:t>
+      </w:r>
+    </w:p>
+    <w:p>
+      <w:pPr>
+        <w:rPr>
+          <w:rtl/>
+        </w:rPr>
+      </w:pPr>
+      <w:r>
+        <w:rPr>
+          <w:rFonts w:hint="cs"/>
+          <w:rtl/>
+        </w:rPr>
+        <w:t>إنه دائمًا من الضعف بأن نئن، ونشك ونحجب ثقتنا. لماذا نندب حظنا إلى</w:t>
+      </w:r>
+      <w:r>
+        <w:rPr>
+          <w:rFonts w:hint="cs"/>
+          <w:rtl/>
+        </w:rPr>
+        <w:t xml:space="preserve"> أن</w:t>
+      </w:r>
+      <w:r>
+        <w:rPr>
+          <w:rFonts w:hint="cs"/>
+          <w:rtl/>
+        </w:rPr>
+        <w:t xml:space="preserve"> نصير فقط جلدة على عظم؟ هل يمكننا أن نستفيد شيئًا من الخوف أو الحيرة</w:t>
+      </w:r>
+      <w:r>
+        <w:rPr>
+          <w:rFonts w:hint="cs"/>
+          <w:rtl/>
+        </w:rPr>
+        <w:t xml:space="preserve"> والقلق؟ أفلا نجعل أنفسنا عاجزين بأن نعمل ونحطّم روحنا حتى لا يعود بإمكاننا أن نتخذ قرارًا صحيحًا؟ نحن نغرق بركل أرجلنا، حتى وإن كنا نستطيع السباحة لو كان لنا إيمان.</w:t>
+      </w:r>
+    </w:p>
+    <w:p>
+      <w:pPr>
+        <w:rPr>
+          <w:rtl/>
+        </w:rPr>
+      </w:pPr>
+      <w:r>
+        <w:rPr>
+          <w:rFonts w:hint="cs"/>
+          <w:rtl/>
+        </w:rPr>
+        <w:t xml:space="preserve">يا ليت لنا نعمة لكي نهدأ! لماذا </w:t>
+      </w:r>
+      <w:r>
+        <w:rPr>
+          <w:rFonts w:hint="cs"/>
+          <w:rtl/>
+        </w:rPr>
+        <w:t>نذهب</w:t>
+      </w:r>
+      <w:r>
+        <w:rPr>
+          <w:rFonts w:hint="cs"/>
+          <w:rtl/>
+        </w:rPr>
+        <w:t xml:space="preserve"> من </w:t>
+      </w:r>
+      <w:r>
+        <w:rPr>
+          <w:rFonts w:hint="cs"/>
+          <w:rtl/>
+        </w:rPr>
+        <w:t>قصيد</w:t>
+      </w:r>
+      <w:r>
+        <w:rPr>
+          <w:rFonts w:hint="cs"/>
+          <w:rtl/>
+        </w:rPr>
+        <w:t xml:space="preserve"> إلى </w:t>
+      </w:r>
+      <w:r>
+        <w:rPr>
+          <w:rFonts w:hint="cs"/>
+          <w:rtl/>
+        </w:rPr>
+        <w:t>قصيد</w:t>
+      </w:r>
+      <w:r>
+        <w:rPr>
+          <w:rFonts w:hint="cs"/>
+          <w:rtl/>
+        </w:rPr>
+        <w:t xml:space="preserve"> لنكرر القصة المؤسفة ثانية</w:t>
+      </w:r>
+      <w:r>
+        <w:rPr>
+          <w:rFonts w:hint="cs"/>
+          <w:rtl/>
+        </w:rPr>
+        <w:t xml:space="preserve"> التي دائمًا تزداد في إذلالنا كلما حكيناها؟ لماذا نكتنف أفكارًا محزنة، والتي ربما لن تتحقق؟ إنه لكان من الجيد بأن نحفظ لساننا هادئًا، ولكن ما هو أفضل من هذا بكثير</w:t>
+      </w:r>
+      <w:r>
+        <w:rPr>
+          <w:rFonts w:hint="cs"/>
+          <w:rtl/>
+        </w:rPr>
+        <w:t xml:space="preserve"> هو </w:t>
+      </w:r>
+      <w:r>
+        <w:rPr>
+          <w:rFonts w:hint="cs"/>
+          <w:rtl/>
+        </w:rPr>
+        <w:t>بأن يكون لنا قلب هادئ، ففي الهدوء قوتنا.</w:t>
+      </w:r>
+    </w:p>
+    <w:p>
+      <w:pPr>
+        <w:rPr>
+          <w:rtl/>
+        </w:rPr>
+      </w:pPr>
+      <w:r>
+        <w:rPr>
+          <w:rFonts w:hint="cs"/>
+          <w:rtl/>
+        </w:rPr>
+        <w:t>هو يليق به بأن نثق فيه؛ وإن هدئنا في اتكالنا عليه، فسنفرح فرح الأرواح أمام عرشه. هيا يا نفسي عودي إلى راحتك!</w:t>
+      </w:r>
+    </w:p>
+    <w:p>
+      <w:pPr>
+        <w:rPr>
+          <w:rtl/>
+        </w:rPr>
+      </w:pPr>
+    </w:p>
+    <w:p>
+      <w:pPr>
+        <w:rPr>
+          <w:rFonts w:hint="cs"/>
+        </w:rPr>
+      </w:pPr>
     </w:p>
     <w:sectPr>
-      <w:pgSz w:w="12240" w:h="15840"/>
-      <w:pgMar w:top="1440" w:right="1800" w:bottom="1440" w:left="1800" w:header="720" w:footer="720" w:gutter="0"/>
-      <w:cols w:space="720"/>
+      <w:pgSz w:w="11906" w:h="16838"/>
+      <w:pgMar w:top="1440" w:right="1440" w:bottom="1440" w:left="1440" w:header="708" w:footer="708" w:gutter="0"/>
+      <w:cols w:space="708"/>
+      <w:bidi/>
+      <w:rtlGutter/>
       <w:docGrid w:linePitch="360"/>
     </w:sectPr>
   </w:body>
@@ -625,7 +415,9 @@
     </w:rPrDefault>
     <w:pPrDefault>
       <w:pPr>
+        <w:bidi/>
         <w:spacing w:after="160" w:line="259" w:lineRule="auto"/>
+        <w:jc w:val="both"/>
       </w:pPr>
     </w:pPrDefault>
   </w:docDefaults>
@@ -1046,7 +838,7 @@
     <w:basedOn w:val="DefaultParagraphFont"/>
     <w:uiPriority w:val="99"/>
     <w:unhideWhenUsed/>
-    <w:rsid w:val="00E2746D"/>
+    <w:rsid w:val="00EE6FFD"/>
     <w:rPr>
       <w:color w:val="0563C1" w:themeColor="hyperlink"/>
       <w:u w:val="single"/>
@@ -1058,7 +850,7 @@
     <w:uiPriority w:val="99"/>
     <w:semiHidden/>
     <w:unhideWhenUsed/>
-    <w:rsid w:val="00E2746D"/>
+    <w:rsid w:val="00EE6FFD"/>
     <w:rPr>
       <w:color w:val="605E5C"/>
       <w:shd w:val="clear" w:color="auto" w:fill="E1DFDD"/>
